--- a/Labs/Lab06/Drought_lab_06.docx
+++ b/Labs/Lab06/Drought_lab_06.docx
@@ -3528,49 +3528,27 @@
         <w:rPr>
           <w:rFonts w:ascii="Times New Roman" w:hAnsi="Times New Roman" w:cs="Times New Roman"/>
         </w:rPr>
-        <w:t xml:space="preserve">We will be applying a 15-year moving average to smooth our data. There are multiple ways to do this, but an easy way is to use the </w:t>
-      </w:r>
-      <w:r>
-        <w:rPr>
-          <w:rFonts w:ascii="Times New Roman" w:hAnsi="Times New Roman" w:cs="Times New Roman"/>
-          <w:i/>
-          <w:iCs/>
-        </w:rPr>
-        <w:t>Data Analysis</w:t>
-      </w:r>
-      <w:r>
-        <w:rPr>
-          <w:rFonts w:ascii="Times New Roman" w:hAnsi="Times New Roman" w:cs="Times New Roman"/>
-        </w:rPr>
-        <w:t xml:space="preserve"> tool that we used previously and select the </w:t>
-      </w:r>
-      <w:r>
-        <w:rPr>
-          <w:rFonts w:ascii="Times New Roman" w:hAnsi="Times New Roman" w:cs="Times New Roman"/>
-          <w:i/>
-          <w:iCs/>
-        </w:rPr>
-        <w:t>Moving Average</w:t>
-      </w:r>
-      <w:r>
-        <w:rPr>
-          <w:rFonts w:ascii="Times New Roman" w:hAnsi="Times New Roman" w:cs="Times New Roman"/>
-        </w:rPr>
-        <w:t xml:space="preserve"> option (instead of </w:t>
-      </w:r>
-      <w:r>
-        <w:rPr>
-          <w:rFonts w:ascii="Times New Roman" w:hAnsi="Times New Roman" w:cs="Times New Roman"/>
-          <w:i/>
-          <w:iCs/>
-        </w:rPr>
-        <w:t>Regression</w:t>
-      </w:r>
-      <w:r>
-        <w:rPr>
-          <w:rFonts w:ascii="Times New Roman" w:hAnsi="Times New Roman" w:cs="Times New Roman"/>
-        </w:rPr>
-        <w:t>). You can also do this manually. Whichever method you choose, smooth your temperature anomaly, precipitation anomaly, and flow anomaly data into new columns.</w:t>
+        <w:t xml:space="preserve">We will be applying a 15-year moving average to smooth our data. </w:t>
+      </w:r>
+      <w:r>
+        <w:rPr>
+          <w:rFonts w:ascii="Times New Roman" w:hAnsi="Times New Roman" w:cs="Times New Roman"/>
+        </w:rPr>
+        <w:t xml:space="preserve">Refer to 6.4 in the notebook and paste the output from </w:t>
+      </w:r>
+      <w:proofErr w:type="spellStart"/>
+      <w:r>
+        <w:rPr>
+          <w:rFonts w:ascii="Times New Roman" w:hAnsi="Times New Roman" w:cs="Times New Roman"/>
+        </w:rPr>
+        <w:t>drought_valid</w:t>
+      </w:r>
+      <w:proofErr w:type="spellEnd"/>
+      <w:r>
+        <w:rPr>
+          <w:rFonts w:ascii="Times New Roman" w:hAnsi="Times New Roman" w:cs="Times New Roman"/>
+        </w:rPr>
+        <w:t xml:space="preserve"> here.</w:t>
       </w:r>
     </w:p>
     <w:p>
